--- a/en/wisdom-stories/what-changed-after-sixty.docx
+++ b/en/wisdom-stories/what-changed-after-sixty.docx
@@ -4,288 +4,151 @@
   <w:body>
     <w:p>
       <w:pPr>
-        <w:spacing w:before="0" w:after="60"/>
-        <w:jc w:val="left"/>
+        <w:pStyle w:val="Title"/>
       </w:pPr>
       <w:r>
-        <w:rPr>
-          <w:rFonts w:ascii="Arial" w:hAnsi="Arial" w:eastAsia="Arial"/>
-          <w:i w:val="0"/>
-          <w:color w:val="000000"/>
-          <w:sz w:val="46"/>
-        </w:rPr>
-        <w:t>What has changed after sixty</w:t>
+        <w:t>What Changed After Sixty</w:t>
       </w:r>
     </w:p>
     <w:p>
       <w:pPr>
-        <w:jc w:val="left"/>
+        <w:spacing w:after="80"/>
       </w:pPr>
       <w:r>
-        <w:rPr>
-          <w:rFonts w:ascii="Arial" w:hAnsi="Arial" w:eastAsia="Arial"/>
-          <w:i w:val="0"/>
-          <w:color w:val="000000"/>
-          <w:sz w:val="22"/>
-        </w:rPr>
-        <w:t>I asked one of my friends, who is in his 60s and approaching 70, what changes he has noticed in himself. He replied:</w:t>
+        <w:t>I asked a friend nearing seventy what age had changed in him. He replied:</w:t>
+      </w:r>
+    </w:p>
+    <w:p>
+      <w:pPr/>
+      <w:r>
+        <w:t>“I no longer tell older people, ‘You’ve already told me that story.’ Telling it again lets them revisit a happy memory.</w:t>
+      </w:r>
+    </w:p>
+    <w:p>
+      <w:pPr/>
+      <w:r>
+        <w:t>“I no longer feel I must correct every mistake. It is not my job to make everyone perfect. Being there for someone matters more.</w:t>
       </w:r>
     </w:p>
     <w:p>
       <w:pPr>
-        <w:jc w:val="left"/>
+        <w:spacing w:after="80"/>
       </w:pPr>
       <w:r>
-        <w:rPr>
-          <w:rFonts w:ascii="Arial" w:hAnsi="Arial" w:eastAsia="Arial"/>
-          <w:i w:val="0"/>
-          <w:color w:val="000000"/>
-          <w:sz w:val="22"/>
-        </w:rPr>
-        <w:t>I stopped telling the elderly, “You told me that story.” After all, these conversations help them revive their good memories and relive those wonderful moments.</w:t>
+        <w:t>“I give more compliments. They brighten my day as well as the other person’s.</w:t>
       </w:r>
     </w:p>
     <w:p>
       <w:pPr>
-        <w:jc w:val="left"/>
+        <w:spacing w:after="80"/>
       </w:pPr>
       <w:r>
-        <w:rPr>
-          <w:rFonts w:ascii="Arial" w:hAnsi="Arial" w:eastAsia="Arial"/>
-          <w:i w:val="0"/>
-          <w:color w:val="000000"/>
-          <w:sz w:val="22"/>
-        </w:rPr>
-        <w:t>I learned not to correct people even when they make mistakes. After all, it is not my job to make everyone perfect. Being present is more important than perfection.</w:t>
+        <w:t>“I worry less about a crease or a stain on my clothes. My worth does not lie in my appearance.</w:t>
+      </w:r>
+    </w:p>
+    <w:p>
+      <w:pPr/>
+      <w:r>
+        <w:t>“I have learned to step away from relationships in which we cannot understand or treat each other well.</w:t>
       </w:r>
     </w:p>
     <w:p>
       <w:pPr>
-        <w:jc w:val="left"/>
+        <w:spacing w:after="80"/>
       </w:pPr>
       <w:r>
-        <w:rPr>
-          <w:rFonts w:ascii="Arial" w:hAnsi="Arial" w:eastAsia="Arial"/>
-          <w:i w:val="0"/>
-          <w:color w:val="000000"/>
-          <w:sz w:val="22"/>
-        </w:rPr>
-        <w:t>I give a lot of compliments. After all, this is pleasant not only to the person in front of me, but also to my own soul.</w:t>
+        <w:t>“I am no longer ashamed of my feelings. They are part of being human.</w:t>
       </w:r>
     </w:p>
     <w:p>
       <w:pPr>
-        <w:jc w:val="left"/>
+        <w:spacing w:after="80"/>
       </w:pPr>
       <w:r>
-        <w:rPr>
-          <w:rFonts w:ascii="Arial" w:hAnsi="Arial" w:eastAsia="Arial"/>
-          <w:i w:val="0"/>
-          <w:color w:val="000000"/>
-          <w:sz w:val="22"/>
-        </w:rPr>
-        <w:t>I learned not to worry about a wrinkle or a stain on my clothes. Ultimately, a person’s value comes from within, not from their appearance.</w:t>
+        <w:t>“I would rather set pride aside than destroy a relationship. Pride can leave you alone.</w:t>
       </w:r>
     </w:p>
     <w:p>
       <w:pPr>
-        <w:jc w:val="left"/>
+        <w:spacing w:after="80"/>
       </w:pPr>
       <w:r>
-        <w:rPr>
-          <w:rFonts w:ascii="Arial" w:hAnsi="Arial" w:eastAsia="Arial"/>
-          <w:i w:val="0"/>
-          <w:color w:val="000000"/>
-          <w:sz w:val="22"/>
-        </w:rPr>
-        <w:t>I learned to stay away from people who are strangers to my world. After all, they are not able to establish and maintain good relationships; and I learned that too.</w:t>
+        <w:t>“I make time for things that bring me joy. My happiness is partly my responsibility.</w:t>
       </w:r>
     </w:p>
     <w:p>
       <w:pPr>
-        <w:jc w:val="left"/>
+        <w:spacing w:after="80"/>
       </w:pPr>
       <w:r>
-        <w:rPr>
-          <w:rFonts w:ascii="Arial" w:hAnsi="Arial" w:eastAsia="Arial"/>
-          <w:i w:val="0"/>
-          <w:color w:val="000000"/>
-          <w:sz w:val="22"/>
-        </w:rPr>
-        <w:t>I learned not to be ashamed of my feelings. After all, it is my feelings that make me human.</w:t>
+        <w:t>“I have learned to ask before helping. Someone may need support without wanting the kind I offer.</w:t>
+      </w:r>
+    </w:p>
+    <w:p>
+      <w:pPr/>
+      <w:r>
+        <w:t>“I try not to spend my days complaining about health, neighbors, relatives, or retirement. Despite the difficulties, I am alive and still have people I love.</w:t>
+      </w:r>
+    </w:p>
+    <w:p>
+      <w:pPr/>
+      <w:r>
+        <w:t>“I have stopped saying, ‘When I was your age,’ or ‘I gave you my best years.’ Each generation faces its own circumstances.</w:t>
+      </w:r>
+    </w:p>
+    <w:p>
+      <w:pPr/>
+      <w:r>
+        <w:t>“I pay more attention to my wife. I remember the lively young woman she was and recognize how much she needs my care now.</w:t>
       </w:r>
     </w:p>
     <w:p>
       <w:pPr>
-        <w:jc w:val="left"/>
+        <w:spacing w:after="80"/>
       </w:pPr>
       <w:r>
-        <w:rPr>
-          <w:rFonts w:ascii="Arial" w:hAnsi="Arial" w:eastAsia="Arial"/>
-          <w:i w:val="0"/>
-          <w:color w:val="000000"/>
-          <w:sz w:val="22"/>
-        </w:rPr>
-        <w:t>I learned that it is better to put my ego aside than to destroy relationships. After all, ego leads me to loneliness, and relationships help me not to be lonely.</w:t>
+        <w:t>“I no longer blame myself for everything. I have done what I could for myself and my children.</w:t>
       </w:r>
     </w:p>
     <w:p>
       <w:pPr>
-        <w:jc w:val="left"/>
+        <w:keepNext/>
       </w:pPr>
       <w:r>
-        <w:rPr>
-          <w:rFonts w:ascii="Arial" w:hAnsi="Arial" w:eastAsia="Arial"/>
-          <w:i w:val="0"/>
-          <w:color w:val="000000"/>
-          <w:sz w:val="22"/>
-        </w:rPr>
-        <w:t>I learned to do things that can make me happy. After all, I am responsible for my own happiness.</w:t>
+        <w:t>“And I ask the Lord for strength to change what I can, patience to accept what I cannot, and wisdom to know the difference.”</w:t>
       </w:r>
     </w:p>
     <w:p>
       <w:pPr>
-        <w:jc w:val="left"/>
+        <w:keepNext/>
+        <w:keepLines/>
+        <w:spacing w:before="160"/>
       </w:pPr>
       <w:r>
         <w:rPr>
-          <w:rFonts w:ascii="Arial" w:hAnsi="Arial" w:eastAsia="Arial"/>
-          <w:i w:val="0"/>
-          <w:color w:val="000000"/>
-          <w:sz w:val="22"/>
+          <w:b/>
         </w:rPr>
-        <w:t>I learned not to help without being asked. After all, a person who needs help may not want this help to come from me.</w:t>
+        <w:t>Moral:</w:t>
+      </w:r>
+      <w:r>
+        <w:t xml:space="preserve"> Age teaches a person the greatest wisdom: peace is better than perfection, and understanding is better than being right.</w:t>
       </w:r>
     </w:p>
     <w:p>
       <w:pPr>
-        <w:jc w:val="left"/>
+        <w:spacing w:after="80"/>
       </w:pPr>
       <w:r>
         <w:rPr>
-          <w:rFonts w:ascii="Arial" w:hAnsi="Arial" w:eastAsia="Arial"/>
-          <w:i w:val="0"/>
-          <w:color w:val="000000"/>
-          <w:sz w:val="22"/>
+          <w:i/>
+          <w:sz w:val="18"/>
         </w:rPr>
-        <w:t>I learned not to complain about my health, my neighbors, my relatives, my retirement! After all, despite all the difficulties, I must be grateful that I am alive and that my loved ones are with me.</w:t>
-      </w:r>
-    </w:p>
-    <w:p>
-      <w:pPr>
-        <w:jc w:val="left"/>
-      </w:pPr>
-      <w:r>
-        <w:rPr>
-          <w:rFonts w:ascii="Arial" w:hAnsi="Arial" w:eastAsia="Arial"/>
-          <w:i w:val="0"/>
-          <w:color w:val="000000"/>
-          <w:sz w:val="22"/>
-        </w:rPr>
-        <w:t>I stopped saying phrases like “when I was your age…” to young people; and I never use expressions like “I gave you my best years…”. After all, every time has its own rules, and it is not right to apply the criteria of the past to the present.</w:t>
-      </w:r>
-    </w:p>
-    <w:p>
-      <w:pPr>
-        <w:pageBreakBefore/>
-        <w:jc w:val="left"/>
-      </w:pPr>
-      <w:r>
-        <w:rPr>
-          <w:rFonts w:ascii="Arial" w:hAnsi="Arial" w:eastAsia="Arial"/>
-          <w:i w:val="0"/>
-          <w:color w:val="000000"/>
-          <w:sz w:val="22"/>
-        </w:rPr>
-        <w:t>I began to pay more attention to my wife, not forgetting that she was once young, strong, and full of joy — even though she is now a wrinkled, helpless, and sad old woman. After all, maybe she is the only person who really needs me right now.</w:t>
-      </w:r>
-    </w:p>
-    <w:p>
-      <w:pPr>
-        <w:jc w:val="left"/>
-      </w:pPr>
-      <w:r>
-        <w:rPr>
-          <w:rFonts w:ascii="Arial" w:hAnsi="Arial" w:eastAsia="Arial"/>
-          <w:i w:val="0"/>
-          <w:color w:val="000000"/>
-          <w:sz w:val="22"/>
-        </w:rPr>
-        <w:t>I stopped blaming myself for everything. After all, I have done everything I can in life for myself and for my children.</w:t>
-      </w:r>
-    </w:p>
-    <w:p>
-      <w:pPr>
-        <w:jc w:val="left"/>
-      </w:pPr>
-      <w:r>
-        <w:rPr>
-          <w:rFonts w:ascii="Arial" w:hAnsi="Arial" w:eastAsia="Arial"/>
-          <w:i w:val="0"/>
-          <w:color w:val="000000"/>
-          <w:sz w:val="22"/>
-        </w:rPr>
-        <w:t>And finally: I learned to ask my Lord for strength to change the things I can, patience to change the things I cannot, and wisdom to know the difference between the two. After all, as a human being, I am not capable of everything.</w:t>
-      </w:r>
-    </w:p>
-    <w:p>
-      <w:pPr>
-        <w:pStyle w:val="Moral"/>
-        <w:keepNext/>
-        <w:keepLines/>
-        <w:widowControl/>
-        <w:spacing w:before="240" w:after="180" w:line="283" w:lineRule="auto"/>
-        <w:ind w:left="240" w:right="240"/>
-        <w:jc w:val="left"/>
-        <w:pBdr>
-          <w:top w:val="single" w:sz="8" w:space="7" w:color="E8D59A"/>
-          <w:left w:val="single" w:sz="32" w:space="11" w:color="C6A23A"/>
-          <w:bottom w:val="single" w:sz="8" w:space="7" w:color="E8D59A"/>
-          <w:right w:val="single" w:sz="8" w:space="11" w:color="E8D59A"/>
-        </w:pBdr>
-        <w:shd w:val="clear" w:color="auto" w:fill="FFF8E1"/>
-      </w:pPr>
-      <w:r>
-        <w:rPr>
-          <w:rFonts w:ascii="Arial" w:hAnsi="Arial" w:eastAsia="Arial" w:cs="Arial"/>
-          <w:b/>
-          <w:i w:val="0"/>
-          <w:color w:val="9A7417"/>
-          <w:sz w:val="22"/>
-        </w:rPr>
-        <w:t>Moral: Age teaches a person the greatest wisdom: peace is better than perfection, and understanding is better than being right.</w:t>
-      </w:r>
-      <w:r>
-        <w:rPr>
-          <w:rFonts w:ascii="Arial" w:hAnsi="Arial" w:eastAsia="Arial" w:cs="Arial"/>
-          <w:b w:val="0"/>
-          <w:i w:val="0"/>
-          <w:color w:val="3F3826"/>
-          <w:sz w:val="22"/>
-        </w:rPr>
-      </w:r>
-    </w:p>
-    <w:p>
-      <w:pPr>
-        <w:keepLines/>
-        <w:widowControl/>
-        <w:spacing w:before="60" w:after="0" w:line="240" w:lineRule="auto"/>
-        <w:jc w:val="right"/>
-      </w:pPr>
-      <w:r>
-        <w:rPr>
-          <w:rFonts w:ascii="Arial" w:hAnsi="Arial" w:eastAsia="Arial" w:cs="Arial"/>
-          <w:b w:val="0"/>
-          <w:i/>
-          <w:color w:val="8A7950"/>
-          <w:sz w:val="17"/>
-        </w:rPr>
-        <w:t>The story was obtained from open Internet sources.</w:t>
+        <w:t>Source: Publicly available internet sources.</w:t>
       </w:r>
     </w:p>
     <w:sectPr>
       <w:pgSz w:w="12240" w:h="15840"/>
-      <w:pgMar w:top="1440" w:right="1440" w:bottom="1440" w:left="1440" w:header="708" w:footer="708" w:gutter="0"/>
+      <w:pgMar w:top="1080" w:right="1224" w:bottom="1080" w:left="1224" w:header="720" w:footer="720" w:gutter="0"/>
       <w:cols w:space="720"/>
       <w:docGrid w:linePitch="360"/>
     </w:sectPr>
@@ -657,12 +520,14 @@
     <w:qFormat/>
     <w:rsid w:val="00FC693F"/>
     <w:pPr>
-      <w:spacing w:before="0" w:after="0" w:line="259" w:lineRule="auto"/>
+      <w:widowControl/>
+      <w:spacing w:after="120" w:line="259" w:lineRule="auto"/>
     </w:pPr>
     <w:rPr>
-      <w:rFonts w:ascii="Arial" w:hAnsi="Arial" w:eastAsia="Arial"/>
+      <w:rFonts w:ascii="Arial" w:hAnsi="Arial"/>
       <w:color w:val="000000"/>
       <w:sz w:val="22"/>
+      <w:lang w:val="en-US"/>
     </w:rPr>
   </w:style>
   <w:style w:type="paragraph" w:styleId="Header">
@@ -1006,18 +871,17 @@
     <w:qFormat/>
     <w:rsid w:val="00FC693F"/>
     <w:pPr>
-      <w:pBdr>
-        <w:bottom w:val="single" w:sz="8" w:space="4" w:color="4F81BD" w:themeColor="accent1"/>
-      </w:pBdr>
-      <w:spacing w:after="300" w:line="240" w:lineRule="auto"/>
+      <w:keepNext/>
+      <w:spacing w:after="280" w:line="240" w:lineRule="auto"/>
       <w:contextualSpacing/>
     </w:pPr>
     <w:rPr>
-      <w:rFonts w:asciiTheme="majorHAnsi" w:eastAsiaTheme="majorEastAsia" w:hAnsiTheme="majorHAnsi" w:cstheme="majorBidi"/>
-      <w:color w:val="17365D" w:themeColor="text2" w:themeShade="BF"/>
+      <w:rFonts w:asciiTheme="majorHAnsi" w:eastAsiaTheme="majorEastAsia" w:hAnsiTheme="majorHAnsi" w:cstheme="majorBidi" w:ascii="Arial" w:hAnsi="Arial"/>
+      <w:b/>
+      <w:color w:val="000000"/>
       <w:spacing w:val="5"/>
       <w:kern w:val="28"/>
-      <w:sz w:val="52"/>
+      <w:sz w:val="34"/>
       <w:szCs w:val="52"/>
     </w:rPr>
   </w:style>
@@ -1493,9 +1357,6 @@
     <w:qFormat/>
     <w:rsid w:val="00FC693F"/>
     <w:pPr>
-      <w:pBdr>
-        <w:bottom w:val="single" w:sz="4" w:space="4" w:color="4F81BD" w:themeColor="accent1"/>
-      </w:pBdr>
       <w:spacing w:before="200" w:after="280"/>
       <w:ind w:left="936" w:right="936"/>
     </w:pPr>
@@ -12346,18 +12207,6 @@
         <w:shd w:val="clear" w:color="auto" w:fill="FBCAA2" w:themeFill="accent6" w:themeFillTint="7F"/>
       </w:tcPr>
     </w:tblStylePr>
-  </w:style>
-  <w:style w:type="paragraph" w:customStyle="1" w:styleId="Moral">
-    <w:name w:val="Moral"/>
-    <w:basedOn w:val="Normal"/>
-    <w:pPr>
-      <w:spacing w:before="40" w:after="0" w:line="276" w:lineRule="auto"/>
-    </w:pPr>
-    <w:rPr>
-      <w:rFonts w:ascii="Arial" w:hAnsi="Arial" w:eastAsia="Arial"/>
-      <w:i/>
-      <w:sz w:val="22"/>
-    </w:rPr>
   </w:style>
 </w:styles>
 </file>

--- a/en/wisdom-stories/what-changed-after-sixty.docx
+++ b/en/wisdom-stories/what-changed-after-sixty.docx
@@ -15,7 +15,7 @@
         <w:spacing w:after="80"/>
       </w:pPr>
       <w:r>
-        <w:t>I asked a friend nearing seventy what age had changed in him. He replied:</w:t>
+        <w:t>I asked a friend nearing seventy what changes she had noticed in herself as she grew older. She replied:</w:t>
       </w:r>
     </w:p>
     <w:p>
@@ -27,7 +27,7 @@
     <w:p>
       <w:pPr/>
       <w:r>
-        <w:t>“I no longer feel I must correct every mistake. It is not my job to make everyone perfect. Being there for someone matters more.</w:t>
+        <w:t>“I no longer feel I must correct every mistake. It is not my job to make everyone perfect. Peace of heart matters more than perfection.</w:t>
       </w:r>
     </w:p>
     <w:p>
@@ -43,13 +43,13 @@
         <w:spacing w:after="80"/>
       </w:pPr>
       <w:r>
-        <w:t>“I worry less about a crease or a stain on my clothes. My worth does not lie in my appearance.</w:t>
+        <w:t>“I worry less about a crease or a stain on my clothes. A person's worth comes not from outward appearance, but from within.</w:t>
       </w:r>
     </w:p>
     <w:p>
       <w:pPr/>
       <w:r>
-        <w:t>“I have learned to step away from relationships in which we cannot understand or treat each other well.</w:t>
+        <w:t>“I have learned to stay away from people who are alien to my world. They cannot build or keep a good relationship; I, for my part, have learned to do that too.</w:t>
       </w:r>
     </w:p>
     <w:p>
@@ -57,7 +57,7 @@
         <w:spacing w:after="80"/>
       </w:pPr>
       <w:r>
-        <w:t>“I am no longer ashamed of my feelings. They are part of being human.</w:t>
+        <w:t>“I am no longer ashamed of my feelings. It is my own feelings that make me human.</w:t>
       </w:r>
     </w:p>
     <w:p>
@@ -65,7 +65,7 @@
         <w:spacing w:after="80"/>
       </w:pPr>
       <w:r>
-        <w:t>“I would rather set pride aside than destroy a relationship. Pride can leave you alone.</w:t>
+        <w:t>“I would rather set pride aside than destroy a relationship. Undue pride leaves a person alone, while good relationships protect against loneliness.</w:t>
       </w:r>
     </w:p>
     <w:p>
@@ -73,7 +73,7 @@
         <w:spacing w:after="80"/>
       </w:pPr>
       <w:r>
-        <w:t>“I make time for things that bring me joy. My happiness is partly my responsibility.</w:t>
+        <w:t>“I make time for things that bring me joy. I myself am responsible for my own happiness.</w:t>
       </w:r>
     </w:p>
     <w:p>
@@ -81,25 +81,25 @@
         <w:spacing w:after="80"/>
       </w:pPr>
       <w:r>
-        <w:t>“I have learned to ask before helping. Someone may need support without wanting the kind I offer.</w:t>
+        <w:t>“I have learned to ask before helping. Someone who needs help may not want that help to come from me.</w:t>
       </w:r>
     </w:p>
     <w:p>
       <w:pPr/>
       <w:r>
-        <w:t>“I try not to spend my days complaining about health, neighbors, relatives, or retirement. Despite the difficulties, I am alive and still have people I love.</w:t>
+        <w:t>“I try not to spend my days complaining about health, neighbors, relatives, or retirement. Despite all the difficulties, I should be grateful that I am alive and that my loved ones are beside me.</w:t>
       </w:r>
     </w:p>
     <w:p>
       <w:pPr/>
       <w:r>
-        <w:t>“I have stopped saying, ‘When I was your age,’ or ‘I gave you my best years.’ Each generation faces its own circumstances.</w:t>
+        <w:t>“I have stopped saying, ‘When I was your age,’ or ‘I gave you my best years.’ Each age has its own conditions, and today cannot be measured by the standard of the past.</w:t>
       </w:r>
     </w:p>
     <w:p>
       <w:pPr/>
       <w:r>
-        <w:t>“I pay more attention to my wife. I remember the lively young woman she was and recognize how much she needs my care now.</w:t>
+        <w:t>“I pay more attention to my spouse. I remember that he was once young, strong, and full of joy, even if he is now a wrinkled, helpless, and sorrowful old man. Perhaps he is the only person who truly needs me now.</w:t>
       </w:r>
     </w:p>
     <w:p>
@@ -115,7 +115,7 @@
         <w:keepNext/>
       </w:pPr>
       <w:r>
-        <w:t>“And I ask the Lord for strength to change what I can, patience to accept what I cannot, and wisdom to know the difference.”</w:t>
+        <w:t>“And finally I learned to ask the Lord for strength for what I can change, patience for what I cannot change, and wisdom to tell the two apart. As a human being, I am not capable of everything.”</w:t>
       </w:r>
     </w:p>
     <w:p>
@@ -128,11 +128,9 @@
         <w:rPr>
           <w:b/>
         </w:rPr>
-        <w:t>Moral:</w:t>
+        <w:t>Moral: Age teaches a person the greatest wisdom: peace is better than perfection, and understanding is better than being right.</w:t>
       </w:r>
-      <w:r>
-        <w:t xml:space="preserve"> Age teaches a person the greatest wisdom: peace is better than perfection, and understanding is better than being right.</w:t>
-      </w:r>
+      <w:r/>
     </w:p>
     <w:p>
       <w:pPr>
@@ -143,7 +141,7 @@
           <w:i/>
           <w:sz w:val="18"/>
         </w:rPr>
-        <w:t>Source: Publicly available internet sources.</w:t>
+        <w:t>Stories are taken from open Internet sources; illustrations were created with AI.</w:t>
       </w:r>
     </w:p>
     <w:sectPr>

--- a/en/wisdom-stories/what-changed-after-sixty.docx
+++ b/en/wisdom-stories/what-changed-after-sixty.docx
@@ -157,7 +157,7 @@
         <w:rPr>
           <w:lang/>
         </w:rPr>
-        <w:t>I no longer complain endlessly about my health, my neighbours, my relatives or retirement. I do not ignore life’s difficulties, but I am also grateful to be alive and to have people I love beside me.</w:t>
+        <w:t xml:space="preserve">I no longer complain endlessly about my health, my neighbors, my relatives or retirement. I do not ignore life’s difficulties, but I am also grateful to be alive and to have people I love beside me.</w:t>
       </w:r>
     </w:p>
     <w:p>
